--- a/Rules.docx
+++ b/Rules.docx
@@ -19,6 +19,9 @@
         </w:rPr>
       </w:pPr>
       <w:r>
+        <w:t>;;</w:t>
+      </w:r>
+      <w:r>
         <w:t>Edit on Processes</w:t>
       </w:r>
       <w:r>
@@ -435,25 +438,7 @@
           <w:sz w:val="19"/>
           <w:szCs w:val="19"/>
         </w:rPr>
-        <w:t xml:space="preserve"> if approval, can’t </w:t>
-      </w:r>
-      <w:r>
-        <w:rPr>
-          <w:rFonts w:ascii="Cascadia Mono" w:hAnsi="Cascadia Mono" w:cs="Cascadia Mono"/>
-          <w:color w:val="0000FF"/>
-          <w:sz w:val="19"/>
-          <w:szCs w:val="19"/>
-        </w:rPr>
-        <w:t>deleting</w:t>
-      </w:r>
-      <w:r>
-        <w:rPr>
-          <w:rFonts w:ascii="Cascadia Mono" w:hAnsi="Cascadia Mono" w:cs="Cascadia Mono"/>
-          <w:color w:val="0000FF"/>
-          <w:sz w:val="19"/>
-          <w:szCs w:val="19"/>
-        </w:rPr>
-        <w:t xml:space="preserve"> on this order</w:t>
+        <w:t xml:space="preserve"> if approval, can’t deleting on this order</w:t>
       </w:r>
       <w:r>
         <w:rPr>
